--- a/gtm-decks/tech-lead-kt/CSPulse_Technical_Deep_Dive.docx
+++ b/gtm-decks/tech-lead-kt/CSPulse_Technical_Deep_Dive.docx
@@ -671,10 +671,72 @@
     </w:p>
     <w:p>
       <w:pPr>
+        <w:spacing w:after="180" w:before="120"/>
+        <w:jc w:val="center"/>
+      </w:pPr>
+      <w:r>
+        <w:drawing>
+          <wp:inline distT="0" distB="0" distL="0" distR="0">
+            <wp:extent cx="5524500" cy="2609850"/>
+            <wp:effectExtent t="0" r="0" b="0" l="0"/>
+            <wp:docPr id="1" name="" descr="" title=""/>
+            <wp:cNvGraphicFramePr>
+              <a:graphicFrameLocks xmlns:a="http://schemas.openxmlformats.org/drawingml/2006/main" noChangeAspect="1"/>
+            </wp:cNvGraphicFramePr>
+            <a:graphic xmlns:a="http://schemas.openxmlformats.org/drawingml/2006/main">
+              <a:graphicData uri="http://schemas.openxmlformats.org/drawingml/2006/picture">
+                <pic:pic xmlns:pic="http://schemas.openxmlformats.org/drawingml/2006/picture">
+                  <pic:nvPicPr>
+                    <pic:cNvPr id="0" name="" descr=""/>
+                    <pic:cNvPicPr>
+                      <a:picLocks noChangeAspect="1" noChangeArrowheads="1"/>
+                    </pic:cNvPicPr>
+                  </pic:nvPicPr>
+                  <pic:blipFill>
+                    <a:blip r:embed="rId7" cstate="none"/>
+                    <a:srcRect/>
+                    <a:stretch>
+                      <a:fillRect/>
+                    </a:stretch>
+                  </pic:blipFill>
+                  <pic:spPr bwMode="auto">
+                    <a:xfrm>
+                      <a:off x="0" y="0"/>
+                      <a:ext cx="5524500" cy="2609850"/>
+                    </a:xfrm>
+                    <a:prstGeom prst="rect">
+                      <a:avLst/>
+                    </a:prstGeom>
+                  </pic:spPr>
+                </pic:pic>
+              </a:graphicData>
+            </a:graphic>
+          </wp:inline>
+        </w:drawing>
+      </w:r>
+    </w:p>
+    <w:p>
+      <w:pPr>
+        <w:spacing w:after="240"/>
+        <w:jc w:val="center"/>
+      </w:pPr>
+      <w:r>
+        <w:rPr>
+          <w:i/>
+          <w:iCs/>
+          <w:color w:val="606060"/>
+          <w:sz w:val="18"/>
+          <w:szCs w:val="18"/>
+        </w:rPr>
+        <w:t xml:space="preserve">Figure 1 — End-to-end request lifecycle. Top: customer upload of 4 CSVs → process_data → Wizard A/B fire automatically. Middle: admin runs trigger_wizard('d') to fit the per-tenant GLMM. Bottom: end user hits the CFO dashboard, handler ARR-weights per-account predictor v3 forecasts into the FORECAST NRR tile.</w:t>
+      </w:r>
+    </w:p>
+    <w:p>
+      <w:pPr>
         <w:spacing w:after="120"/>
       </w:pPr>
       <w:r>
-        <w:t xml:space="preserve">For an Ask AI call from Claude.ai resolving to get_account_nrr_forecast:</w:t>
+        <w:t xml:space="preserve">Walking the lifecycle in detail. For an Ask AI call from Claude.ai resolving to get_account_nrr_forecast:</w:t>
       </w:r>
     </w:p>
     <w:p>
@@ -1062,6 +1124,68 @@
       </w:pPr>
       <w:r>
         <w:t xml:space="preserve">Wizard D is the most consequential model in CS Pulse — it powers the forward NRR forecast that anchors the CFO + CRO demos. Worth understanding deeply.</w:t>
+      </w:r>
+    </w:p>
+    <w:p>
+      <w:pPr>
+        <w:spacing w:after="180" w:before="120"/>
+        <w:jc w:val="center"/>
+      </w:pPr>
+      <w:r>
+        <w:drawing>
+          <wp:inline distT="0" distB="0" distL="0" distR="0">
+            <wp:extent cx="5524500" cy="7658100"/>
+            <wp:effectExtent t="0" r="0" b="0" l="0"/>
+            <wp:docPr id="1" name="" descr="" title=""/>
+            <wp:cNvGraphicFramePr>
+              <a:graphicFrameLocks xmlns:a="http://schemas.openxmlformats.org/drawingml/2006/main" noChangeAspect="1"/>
+            </wp:cNvGraphicFramePr>
+            <a:graphic xmlns:a="http://schemas.openxmlformats.org/drawingml/2006/main">
+              <a:graphicData uri="http://schemas.openxmlformats.org/drawingml/2006/picture">
+                <pic:pic xmlns:pic="http://schemas.openxmlformats.org/drawingml/2006/picture">
+                  <pic:nvPicPr>
+                    <pic:cNvPr id="0" name="" descr=""/>
+                    <pic:cNvPicPr>
+                      <a:picLocks noChangeAspect="1" noChangeArrowheads="1"/>
+                    </pic:cNvPicPr>
+                  </pic:nvPicPr>
+                  <pic:blipFill>
+                    <a:blip r:embed="rId8" cstate="none"/>
+                    <a:srcRect/>
+                    <a:stretch>
+                      <a:fillRect/>
+                    </a:stretch>
+                  </pic:blipFill>
+                  <pic:spPr bwMode="auto">
+                    <a:xfrm>
+                      <a:off x="0" y="0"/>
+                      <a:ext cx="5524500" cy="7658100"/>
+                    </a:xfrm>
+                    <a:prstGeom prst="rect">
+                      <a:avLst/>
+                    </a:prstGeom>
+                  </pic:spPr>
+                </pic:pic>
+              </a:graphicData>
+            </a:graphic>
+          </wp:inline>
+        </w:drawing>
+      </w:r>
+    </w:p>
+    <w:p>
+      <w:pPr>
+        <w:spacing w:after="240"/>
+        <w:jc w:val="center"/>
+      </w:pPr>
+      <w:r>
+        <w:rPr>
+          <w:i/>
+          <w:iCs/>
+          <w:color w:val="606060"/>
+          <w:sz w:val="18"/>
+          <w:szCs w:val="18"/>
+        </w:rPr>
+        <w:t xml:space="preserve">Figure 2 — Wizard D calibration + inference flow. Top: trigger (MCP or admin endpoint) → run_wizard_d builds training panel → fits 4 sub-models (hazard, contraction, expansion_event, expansion_size). Middle: INSERTs to predictor_calibrations, flips prior is_active=false (audit trail). Bottom: predictor/inference.py reads active rows at request time; output surfaces on CFO rollup (103.71% ARR-weighted for cust 334) and MCP tools.</w:t>
       </w:r>
     </w:p>
     <w:p>

--- a/gtm-decks/tech-lead-kt/CSPulse_Technical_Deep_Dive.docx
+++ b/gtm-decks/tech-lead-kt/CSPulse_Technical_Deep_Dive.docx
@@ -1563,6 +1563,68 @@
     </w:p>
     <w:p>
       <w:pPr>
+        <w:spacing w:after="180" w:before="120"/>
+        <w:jc w:val="center"/>
+      </w:pPr>
+      <w:r>
+        <w:drawing>
+          <wp:inline distT="0" distB="0" distL="0" distR="0">
+            <wp:extent cx="5524500" cy="13030200"/>
+            <wp:effectExtent t="0" r="0" b="0" l="0"/>
+            <wp:docPr id="1" name="" descr="" title=""/>
+            <wp:cNvGraphicFramePr>
+              <a:graphicFrameLocks xmlns:a="http://schemas.openxmlformats.org/drawingml/2006/main" noChangeAspect="1"/>
+            </wp:cNvGraphicFramePr>
+            <a:graphic xmlns:a="http://schemas.openxmlformats.org/drawingml/2006/main">
+              <a:graphicData uri="http://schemas.openxmlformats.org/drawingml/2006/picture">
+                <pic:pic xmlns:pic="http://schemas.openxmlformats.org/drawingml/2006/picture">
+                  <pic:nvPicPr>
+                    <pic:cNvPr id="0" name="" descr=""/>
+                    <pic:cNvPicPr>
+                      <a:picLocks noChangeAspect="1" noChangeArrowheads="1"/>
+                    </pic:cNvPicPr>
+                  </pic:nvPicPr>
+                  <pic:blipFill>
+                    <a:blip r:embed="rId9" cstate="none"/>
+                    <a:srcRect/>
+                    <a:stretch>
+                      <a:fillRect/>
+                    </a:stretch>
+                  </pic:blipFill>
+                  <pic:spPr bwMode="auto">
+                    <a:xfrm>
+                      <a:off x="0" y="0"/>
+                      <a:ext cx="5524500" cy="13030200"/>
+                    </a:xfrm>
+                    <a:prstGeom prst="rect">
+                      <a:avLst/>
+                    </a:prstGeom>
+                  </pic:spPr>
+                </pic:pic>
+              </a:graphicData>
+            </a:graphic>
+          </wp:inline>
+        </w:drawing>
+      </w:r>
+    </w:p>
+    <w:p>
+      <w:pPr>
+        <w:spacing w:after="240"/>
+        <w:jc w:val="center"/>
+      </w:pPr>
+      <w:r>
+        <w:rPr>
+          <w:i/>
+          <w:iCs/>
+          <w:color w:val="606060"/>
+          <w:sz w:val="18"/>
+          <w:szCs w:val="18"/>
+        </w:rPr>
+        <w:t xml:space="preserve">Figure 3 — Context Graph schema. Two tables (ContextNode + ContextEdge) with 6 node_type values and 9 edge_type values, validated by 11 CI-enforced invariants. Polarity invariants (I2) are the most-watched — a positive signal cannot cause a negative-revenue OUTCOME.</w:t>
+      </w:r>
+    </w:p>
+    <w:p>
+      <w:pPr>
         <w:pStyle w:val="Heading3"/>
         <w:spacing w:after="100" w:before="180"/>
       </w:pPr>
@@ -1948,6 +2010,68 @@
     </w:p>
     <w:p>
       <w:pPr>
+        <w:spacing w:after="180" w:before="120"/>
+        <w:jc w:val="center"/>
+      </w:pPr>
+      <w:r>
+        <w:drawing>
+          <wp:inline distT="0" distB="0" distL="0" distR="0">
+            <wp:extent cx="5524500" cy="1638300"/>
+            <wp:effectExtent t="0" r="0" b="0" l="0"/>
+            <wp:docPr id="1" name="" descr="" title=""/>
+            <wp:cNvGraphicFramePr>
+              <a:graphicFrameLocks xmlns:a="http://schemas.openxmlformats.org/drawingml/2006/main" noChangeAspect="1"/>
+            </wp:cNvGraphicFramePr>
+            <a:graphic xmlns:a="http://schemas.openxmlformats.org/drawingml/2006/main">
+              <a:graphicData uri="http://schemas.openxmlformats.org/drawingml/2006/picture">
+                <pic:pic xmlns:pic="http://schemas.openxmlformats.org/drawingml/2006/picture">
+                  <pic:nvPicPr>
+                    <pic:cNvPr id="0" name="" descr=""/>
+                    <pic:cNvPicPr>
+                      <a:picLocks noChangeAspect="1" noChangeArrowheads="1"/>
+                    </pic:cNvPicPr>
+                  </pic:nvPicPr>
+                  <pic:blipFill>
+                    <a:blip r:embed="rId10" cstate="none"/>
+                    <a:srcRect/>
+                    <a:stretch>
+                      <a:fillRect/>
+                    </a:stretch>
+                  </pic:blipFill>
+                  <pic:spPr bwMode="auto">
+                    <a:xfrm>
+                      <a:off x="0" y="0"/>
+                      <a:ext cx="5524500" cy="1638300"/>
+                    </a:xfrm>
+                    <a:prstGeom prst="rect">
+                      <a:avLst/>
+                    </a:prstGeom>
+                  </pic:spPr>
+                </pic:pic>
+              </a:graphicData>
+            </a:graphic>
+          </wp:inline>
+        </w:drawing>
+      </w:r>
+    </w:p>
+    <w:p>
+      <w:pPr>
+        <w:spacing w:after="240"/>
+        <w:jc w:val="center"/>
+      </w:pPr>
+      <w:r>
+        <w:rPr>
+          <w:i/>
+          <w:iCs/>
+          <w:color w:val="606060"/>
+          <w:sz w:val="18"/>
+          <w:szCs w:val="18"/>
+        </w:rPr>
+        <w:t xml:space="preserve">Figure 4 — Signal engine three-channel pipeline. Channel 1 (CSV) bypasses enrichment; Channels 2+3 (live email/Slack) go through the shared LLM-enrichment + fusion + urgency pipeline. All three converge on the context graph + Qdrant index. CSV is default-ON, live channels are OFF until DPA signed (per playbook §2.4).</w:t>
+      </w:r>
+    </w:p>
+    <w:p>
+      <w:pPr>
         <w:pStyle w:val="Heading2"/>
         <w:spacing w:after="140" w:before="240"/>
       </w:pPr>
@@ -2266,6 +2390,68 @@
     </w:p>
     <w:p>
       <w:pPr>
+        <w:spacing w:after="180" w:before="120"/>
+        <w:jc w:val="center"/>
+      </w:pPr>
+      <w:r>
+        <w:drawing>
+          <wp:inline distT="0" distB="0" distL="0" distR="0">
+            <wp:extent cx="5524500" cy="6296025"/>
+            <wp:effectExtent t="0" r="0" b="0" l="0"/>
+            <wp:docPr id="1" name="" descr="" title=""/>
+            <wp:cNvGraphicFramePr>
+              <a:graphicFrameLocks xmlns:a="http://schemas.openxmlformats.org/drawingml/2006/main" noChangeAspect="1"/>
+            </wp:cNvGraphicFramePr>
+            <a:graphic xmlns:a="http://schemas.openxmlformats.org/drawingml/2006/main">
+              <a:graphicData uri="http://schemas.openxmlformats.org/drawingml/2006/picture">
+                <pic:pic xmlns:pic="http://schemas.openxmlformats.org/drawingml/2006/picture">
+                  <pic:nvPicPr>
+                    <pic:cNvPr id="0" name="" descr=""/>
+                    <pic:cNvPicPr>
+                      <a:picLocks noChangeAspect="1" noChangeArrowheads="1"/>
+                    </pic:cNvPicPr>
+                  </pic:nvPicPr>
+                  <pic:blipFill>
+                    <a:blip r:embed="rId11" cstate="none"/>
+                    <a:srcRect/>
+                    <a:stretch>
+                      <a:fillRect/>
+                    </a:stretch>
+                  </pic:blipFill>
+                  <pic:spPr bwMode="auto">
+                    <a:xfrm>
+                      <a:off x="0" y="0"/>
+                      <a:ext cx="5524500" cy="6296025"/>
+                    </a:xfrm>
+                    <a:prstGeom prst="rect">
+                      <a:avLst/>
+                    </a:prstGeom>
+                  </pic:spPr>
+                </pic:pic>
+              </a:graphicData>
+            </a:graphic>
+          </wp:inline>
+        </w:drawing>
+      </w:r>
+    </w:p>
+    <w:p>
+      <w:pPr>
+        <w:spacing w:after="240"/>
+        <w:jc w:val="center"/>
+      </w:pPr>
+      <w:r>
+        <w:rPr>
+          <w:i/>
+          <w:iCs/>
+          <w:color w:val="606060"/>
+          <w:sz w:val="18"/>
+          <w:szCs w:val="18"/>
+        </w:rPr>
+        <w:t xml:space="preserve">Figure 5 — Outcome ROI 3-lens architecture. Lens A (Historical) goes through the disclosure heuristic which fires the auditor caveat when ROI &gt; 500% AND avg improvement &gt; 2× forward steady-state. Bridge ties historical + forward + steers the reader to the credible headline number. Lens C (Realized) is rendered on the same CFO panel but takes a different data path — bottom-up sum of PlaybookExecutionV2.revenue_protected.</w:t>
+      </w:r>
+    </w:p>
+    <w:p>
+      <w:pPr>
         <w:pStyle w:val="Heading2"/>
         <w:spacing w:after="140" w:before="240"/>
       </w:pPr>
@@ -2656,6 +2842,68 @@
       </w:pPr>
       <w:r>
         <w:t xml:space="preserve">Highlights only. Full schema in kpi-dashboard/backend/models.py.</w:t>
+      </w:r>
+    </w:p>
+    <w:p>
+      <w:pPr>
+        <w:spacing w:after="180" w:before="120"/>
+        <w:jc w:val="center"/>
+      </w:pPr>
+      <w:r>
+        <w:drawing>
+          <wp:inline distT="0" distB="0" distL="0" distR="0">
+            <wp:extent cx="5715000" cy="2247900"/>
+            <wp:effectExtent t="0" r="0" b="0" l="0"/>
+            <wp:docPr id="1" name="" descr="" title=""/>
+            <wp:cNvGraphicFramePr>
+              <a:graphicFrameLocks xmlns:a="http://schemas.openxmlformats.org/drawingml/2006/main" noChangeAspect="1"/>
+            </wp:cNvGraphicFramePr>
+            <a:graphic xmlns:a="http://schemas.openxmlformats.org/drawingml/2006/main">
+              <a:graphicData uri="http://schemas.openxmlformats.org/drawingml/2006/picture">
+                <pic:pic xmlns:pic="http://schemas.openxmlformats.org/drawingml/2006/picture">
+                  <pic:nvPicPr>
+                    <pic:cNvPr id="0" name="" descr=""/>
+                    <pic:cNvPicPr>
+                      <a:picLocks noChangeAspect="1" noChangeArrowheads="1"/>
+                    </pic:cNvPicPr>
+                  </pic:nvPicPr>
+                  <pic:blipFill>
+                    <a:blip r:embed="rId12" cstate="none"/>
+                    <a:srcRect/>
+                    <a:stretch>
+                      <a:fillRect/>
+                    </a:stretch>
+                  </pic:blipFill>
+                  <pic:spPr bwMode="auto">
+                    <a:xfrm>
+                      <a:off x="0" y="0"/>
+                      <a:ext cx="5715000" cy="2247900"/>
+                    </a:xfrm>
+                    <a:prstGeom prst="rect">
+                      <a:avLst/>
+                    </a:prstGeom>
+                  </pic:spPr>
+                </pic:pic>
+              </a:graphicData>
+            </a:graphic>
+          </wp:inline>
+        </w:drawing>
+      </w:r>
+    </w:p>
+    <w:p>
+      <w:pPr>
+        <w:spacing w:after="240"/>
+        <w:jc w:val="center"/>
+      </w:pPr>
+      <w:r>
+        <w:rPr>
+          <w:i/>
+          <w:iCs/>
+          <w:color w:val="606060"/>
+          <w:sz w:val="18"/>
+          <w:szCs w:val="18"/>
+        </w:rPr>
+        <w:t xml:space="preserve">Figure 6 — ER diagram of the key tables. Customers is the root; everything fans out tenant-isolated. Note PREDICTOR_CALIBRATIONS (Wizard D output, 4 sub-models per active tenant), CONTEXT_NODES + CONTEXT_EDGES (the causal layer with self-referential edges via from/to_node_id), and LLM_USAGE_LOG (every LLM call tracked for cost attribution + governance audit).</w:t>
       </w:r>
     </w:p>
     <w:tbl>
@@ -3963,6 +4211,68 @@
     </w:p>
     <w:p>
       <w:pPr>
+        <w:spacing w:after="180" w:before="120"/>
+        <w:jc w:val="center"/>
+      </w:pPr>
+      <w:r>
+        <w:drawing>
+          <wp:inline distT="0" distB="0" distL="0" distR="0">
+            <wp:extent cx="5524500" cy="12096750"/>
+            <wp:effectExtent t="0" r="0" b="0" l="0"/>
+            <wp:docPr id="1" name="" descr="" title=""/>
+            <wp:cNvGraphicFramePr>
+              <a:graphicFrameLocks xmlns:a="http://schemas.openxmlformats.org/drawingml/2006/main" noChangeAspect="1"/>
+            </wp:cNvGraphicFramePr>
+            <a:graphic xmlns:a="http://schemas.openxmlformats.org/drawingml/2006/main">
+              <a:graphicData uri="http://schemas.openxmlformats.org/drawingml/2006/picture">
+                <pic:pic xmlns:pic="http://schemas.openxmlformats.org/drawingml/2006/picture">
+                  <pic:nvPicPr>
+                    <pic:cNvPr id="0" name="" descr=""/>
+                    <pic:cNvPicPr>
+                      <a:picLocks noChangeAspect="1" noChangeArrowheads="1"/>
+                    </pic:cNvPicPr>
+                  </pic:nvPicPr>
+                  <pic:blipFill>
+                    <a:blip r:embed="rId13" cstate="none"/>
+                    <a:srcRect/>
+                    <a:stretch>
+                      <a:fillRect/>
+                    </a:stretch>
+                  </pic:blipFill>
+                  <pic:spPr bwMode="auto">
+                    <a:xfrm>
+                      <a:off x="0" y="0"/>
+                      <a:ext cx="5524500" cy="12096750"/>
+                    </a:xfrm>
+                    <a:prstGeom prst="rect">
+                      <a:avLst/>
+                    </a:prstGeom>
+                  </pic:spPr>
+                </pic:pic>
+              </a:graphicData>
+            </a:graphic>
+          </wp:inline>
+        </w:drawing>
+      </w:r>
+    </w:p>
+    <w:p>
+      <w:pPr>
+        <w:spacing w:after="240"/>
+        <w:jc w:val="center"/>
+      </w:pPr>
+      <w:r>
+        <w:rPr>
+          <w:i/>
+          <w:iCs/>
+          <w:color w:val="606060"/>
+          <w:sz w:val="18"/>
+          <w:szCs w:val="18"/>
+        </w:rPr>
+        <w:t xml:space="preserve">Figure 7 — Testing architecture. Red = CI gates (must pass to merge — narrow pytest subset + 2 audits + TypeScript compile). Green = opt-in post-merge or pre-release (persona grading, verify scripts, acceptance harness, load-driver E2E). Yellow = developer discipline enforced by code review (verify-diff, CHANGELOG, record_usage grep, local audit run).</w:t>
+      </w:r>
+    </w:p>
+    <w:p>
+      <w:pPr>
         <w:pStyle w:val="Heading2"/>
         <w:spacing w:after="140" w:before="240"/>
       </w:pPr>
